--- a/1.综合授信额度合同.docx
+++ b/1.综合授信额度合同.docx
@@ -13,8 +13,6 @@
           <w:szCs w:val="84"/>
         </w:rPr>
       </w:pPr>
-      <w:bookmarkStart w:id="6" w:name="_GoBack"/>
-      <w:bookmarkEnd w:id="6"/>
     </w:p>
     <w:p>
       <w:pPr>
@@ -175,7 +173,7 @@
           <w:szCs w:val="21"/>
           <w:lang w:val="en-US" w:eastAsia="zh-CN"/>
         </w:rPr>
-        <w:t>平银{{所在分行缩写}}{{部门}}综字{{合同制作日期}}{{合同制作号}}</w:t>
+        <w:t>{{综字1}}</w:t>
       </w:r>
     </w:p>
     <w:p>
@@ -793,14 +791,36 @@
       </w:r>
       <w:r>
         <w:rPr>
-          <w:rFonts w:hint="eastAsia" w:ascii="宋体" w:hAnsi="宋体"/>
+          <w:rFonts w:hint="eastAsia"/>
           <w:kern w:val="0"/>
           <w:szCs w:val="21"/>
           <w:u w:val="single"/>
           <w:lang w:val="en-US" w:eastAsia="zh-CN"/>
         </w:rPr>
-        <w:t>{{批复金额}}</w:t>
-      </w:r>
+        <w:t>{{</w:t>
+      </w:r>
+      <w:r>
+        <w:rPr>
+          <w:rFonts w:hint="eastAsia" w:ascii="宋体" w:hAnsi="宋体"/>
+          <w:kern w:val="0"/>
+          <w:szCs w:val="21"/>
+          <w:u w:val="single"/>
+          <w:lang w:val="en-US" w:eastAsia="zh-CN"/>
+        </w:rPr>
+        <w:t>批复金额</w:t>
+      </w:r>
+      <w:r>
+        <w:rPr>
+          <w:rFonts w:hint="eastAsia"/>
+          <w:kern w:val="0"/>
+          <w:szCs w:val="21"/>
+          <w:u w:val="single"/>
+          <w:lang w:val="en-US" w:eastAsia="zh-CN"/>
+        </w:rPr>
+        <w:t>}}</w:t>
+      </w:r>
+      <w:bookmarkStart w:id="6" w:name="_GoBack"/>
+      <w:bookmarkEnd w:id="6"/>
       <w:r>
         <w:rPr>
           <w:rFonts w:hint="eastAsia" w:ascii="宋体" w:hAnsi="宋体"/>
